--- a/Documents/二技第115207組-Uban-系統簡介.docx
+++ b/Documents/二技第115207組-Uban-系統簡介.docx
@@ -29,7 +29,7 @@
           <w:bottom w:val="thickThinSmallGap" w:sz="24" w:space="0" w:color="auto"/>
         </w:pBdr>
         <w:snapToGrid w:val="0"/>
-        <w:spacing w:line="560" w:lineRule="exact"/>
+        <w:spacing w:line="480" w:lineRule="exact"/>
         <w:jc w:val="both"/>
         <w:rPr>
           <w:rFonts w:ascii="Times New Roman" w:eastAsia="標楷體" w:hAnsi="Times New Roman" w:hint="default"/>
@@ -102,7 +102,7 @@
           <w:bottom w:val="thickThinSmallGap" w:sz="24" w:space="0" w:color="auto"/>
         </w:pBdr>
         <w:snapToGrid w:val="0"/>
-        <w:spacing w:line="560" w:lineRule="exact"/>
+        <w:spacing w:line="480" w:lineRule="exact"/>
         <w:jc w:val="both"/>
         <w:rPr>
           <w:rFonts w:ascii="Times New Roman" w:eastAsia="標楷體" w:hAnsi="Times New Roman" w:hint="default"/>
@@ -135,7 +135,7 @@
           <w:bottom w:val="thickThinSmallGap" w:sz="24" w:space="0" w:color="auto"/>
         </w:pBdr>
         <w:snapToGrid w:val="0"/>
-        <w:spacing w:line="560" w:lineRule="exact"/>
+        <w:spacing w:line="480" w:lineRule="exact"/>
         <w:jc w:val="both"/>
         <w:rPr>
           <w:rFonts w:ascii="Times New Roman" w:eastAsia="標楷體" w:hAnsi="Times New Roman" w:hint="default"/>
@@ -168,7 +168,7 @@
           <w:bottom w:val="thickThinSmallGap" w:sz="24" w:space="0" w:color="auto"/>
         </w:pBdr>
         <w:snapToGrid w:val="0"/>
-        <w:spacing w:line="560" w:lineRule="exact"/>
+        <w:spacing w:line="400" w:lineRule="exact"/>
         <w:jc w:val="both"/>
         <w:rPr>
           <w:rFonts w:ascii="Times New Roman" w:eastAsia="標楷體" w:hAnsi="Times New Roman" w:hint="default"/>
@@ -320,7 +320,7 @@
           <w:tab w:val="left" w:pos="658"/>
         </w:tabs>
         <w:snapToGrid w:val="0"/>
-        <w:spacing w:line="560" w:lineRule="exact"/>
+        <w:spacing w:line="480" w:lineRule="exact"/>
         <w:ind w:left="482" w:hanging="482"/>
         <w:rPr>
           <w:rFonts w:eastAsia="標楷體"/>
@@ -437,7 +437,7 @@
           <w:tab w:val="left" w:pos="658"/>
         </w:tabs>
         <w:snapToGrid w:val="0"/>
-        <w:spacing w:line="560" w:lineRule="exact"/>
+        <w:spacing w:line="480" w:lineRule="exact"/>
         <w:ind w:left="482" w:hanging="482"/>
         <w:rPr>
           <w:rFonts w:eastAsia="標楷體"/>
@@ -691,6 +691,7 @@
     <w:p>
       <w:pPr>
         <w:pStyle w:val="aa"/>
+        <w:widowControl/>
         <w:numPr>
           <w:ilvl w:val="0"/>
           <w:numId w:val="2"/>
@@ -698,7 +699,6 @@
         <w:tabs>
           <w:tab w:val="left" w:pos="658"/>
         </w:tabs>
-        <w:snapToGrid w:val="0"/>
         <w:spacing w:afterLines="50" w:after="180" w:line="480" w:lineRule="exact"/>
         <w:ind w:leftChars="0" w:left="482" w:hanging="482"/>
         <w:rPr>
@@ -762,7 +762,7 @@
           <w:tab w:val="left" w:pos="658"/>
         </w:tabs>
         <w:snapToGrid w:val="0"/>
-        <w:spacing w:line="560" w:lineRule="exact"/>
+        <w:spacing w:line="480" w:lineRule="exact"/>
         <w:ind w:left="482" w:hanging="482"/>
         <w:rPr>
           <w:rFonts w:eastAsia="標楷體"/>
@@ -879,6 +879,7 @@
     </w:p>
     <w:p>
       <w:pPr>
+        <w:spacing w:line="480" w:lineRule="exact"/>
         <w:jc w:val="center"/>
       </w:pPr>
     </w:p>
@@ -893,7 +894,7 @@
           <w:tab w:val="left" w:pos="658"/>
         </w:tabs>
         <w:snapToGrid w:val="0"/>
-        <w:spacing w:line="560" w:lineRule="exact"/>
+        <w:spacing w:line="480" w:lineRule="exact"/>
         <w:ind w:left="482" w:hanging="482"/>
         <w:rPr>
           <w:rFonts w:eastAsia="標楷體"/>
@@ -909,6 +910,7 @@
           <w:sz w:val="28"/>
           <w:szCs w:val="28"/>
         </w:rPr>
+        <w:lastRenderedPageBreak/>
         <w:t>系統特色</w:t>
       </w:r>
     </w:p>
@@ -1161,7 +1163,7 @@
           <w:ilvl w:val="0"/>
           <w:numId w:val="4"/>
         </w:numPr>
-        <w:spacing w:before="0" w:beforeAutospacing="0" w:line="480" w:lineRule="exact"/>
+        <w:spacing w:before="0" w:beforeAutospacing="0" w:afterLines="50" w:after="180" w:afterAutospacing="0" w:line="480" w:lineRule="exact"/>
         <w:ind w:left="482" w:hanging="482"/>
         <w:rPr>
           <w:rFonts w:ascii="Times New Roman" w:eastAsia="標楷體" w:hAnsi="Times New Roman" w:cs="Arial"/>
@@ -1229,7 +1231,7 @@
           <w:tab w:val="left" w:pos="658"/>
         </w:tabs>
         <w:snapToGrid w:val="0"/>
-        <w:spacing w:line="560" w:lineRule="exact"/>
+        <w:spacing w:line="480" w:lineRule="exact"/>
         <w:ind w:left="482" w:hanging="482"/>
         <w:rPr>
           <w:rFonts w:eastAsia="標楷體"/>
@@ -1487,7 +1489,7 @@
           <w:ilvl w:val="0"/>
           <w:numId w:val="5"/>
         </w:numPr>
-        <w:spacing w:before="0" w:beforeAutospacing="0" w:line="480" w:lineRule="exact"/>
+        <w:spacing w:before="0" w:beforeAutospacing="0" w:afterLines="50" w:after="180" w:afterAutospacing="0" w:line="480" w:lineRule="exact"/>
         <w:ind w:left="482" w:hanging="482"/>
         <w:rPr>
           <w:rFonts w:ascii="Times New Roman" w:eastAsia="標楷體" w:hAnsi="Times New Roman" w:cs="Arial"/>
@@ -1595,7 +1597,7 @@
           <w:tab w:val="left" w:pos="658"/>
         </w:tabs>
         <w:snapToGrid w:val="0"/>
-        <w:spacing w:line="560" w:lineRule="exact"/>
+        <w:spacing w:line="480" w:lineRule="exact"/>
         <w:ind w:left="482" w:hanging="482"/>
         <w:rPr>
           <w:rFonts w:eastAsia="標楷體"/>
@@ -1621,7 +1623,7 @@
           <w:ilvl w:val="0"/>
           <w:numId w:val="6"/>
         </w:numPr>
-        <w:spacing w:before="0" w:beforeAutospacing="0" w:line="560" w:lineRule="exact"/>
+        <w:spacing w:before="0" w:beforeAutospacing="0" w:line="480" w:lineRule="exact"/>
         <w:rPr>
           <w:rFonts w:ascii="Times New Roman" w:eastAsia="標楷體" w:hAnsi="Times New Roman" w:cs="Arial"/>
         </w:rPr>
@@ -1678,7 +1680,8 @@
           <w:ilvl w:val="0"/>
           <w:numId w:val="6"/>
         </w:numPr>
-        <w:spacing w:before="0" w:beforeAutospacing="0" w:line="560" w:lineRule="exact"/>
+        <w:spacing w:before="0" w:beforeAutospacing="0" w:afterLines="50" w:after="180" w:afterAutospacing="0" w:line="480" w:lineRule="exact"/>
+        <w:ind w:left="482" w:hanging="482"/>
         <w:rPr>
           <w:rFonts w:ascii="Times New Roman" w:eastAsia="標楷體" w:hAnsi="Times New Roman" w:cs="Arial"/>
         </w:rPr>
@@ -1861,7 +1864,7 @@
           <w:tab w:val="left" w:pos="658"/>
         </w:tabs>
         <w:snapToGrid w:val="0"/>
-        <w:spacing w:line="560" w:lineRule="exact"/>
+        <w:spacing w:line="480" w:lineRule="exact"/>
         <w:ind w:left="482" w:hanging="482"/>
         <w:rPr>
           <w:rFonts w:eastAsia="標楷體"/>
@@ -1886,7 +1889,7 @@
           <w:tab w:val="left" w:pos="658"/>
         </w:tabs>
         <w:snapToGrid w:val="0"/>
-        <w:spacing w:line="560" w:lineRule="exact"/>
+        <w:spacing w:line="440" w:lineRule="exact"/>
         <w:rPr>
           <w:rFonts w:eastAsia="標楷體"/>
           <w:bCs/>
@@ -2067,15 +2070,7 @@
           <w:rFonts w:eastAsia="標楷體" w:hint="eastAsia"/>
           <w:bCs/>
         </w:rPr>
-        <w:t>獨居長者的心理安</w:t>
-      </w:r>
-      <w:r>
-        <w:rPr>
-          <w:rFonts w:eastAsia="標楷體" w:hint="eastAsia"/>
-          <w:bCs/>
-        </w:rPr>
-        <w:lastRenderedPageBreak/>
-        <w:t>全</w:t>
+        <w:t>獨居長者的心理安全</w:t>
       </w:r>
       <w:r>
         <w:rPr>
@@ -2098,7 +2093,7 @@
           <w:tab w:val="left" w:pos="658"/>
         </w:tabs>
         <w:snapToGrid w:val="0"/>
-        <w:spacing w:line="560" w:lineRule="exact"/>
+        <w:spacing w:line="440" w:lineRule="exact"/>
         <w:rPr>
           <w:rFonts w:eastAsia="標楷體"/>
           <w:bCs/>
@@ -2316,7 +2311,7 @@
       <w:rPr>
         <w:rFonts w:eastAsia="標楷體" w:hint="eastAsia"/>
       </w:rPr>
-      <w:t>3</w:t>
+      <w:t xml:space="preserve"> 2 </w:t>
     </w:r>
     <w:r>
       <w:rPr>

--- a/Documents/二技第115207組-Uban-系統簡介.docx
+++ b/Documents/二技第115207組-Uban-系統簡介.docx
@@ -29,7 +29,7 @@
           <w:bottom w:val="thickThinSmallGap" w:sz="24" w:space="0" w:color="auto"/>
         </w:pBdr>
         <w:snapToGrid w:val="0"/>
-        <w:spacing w:line="480" w:lineRule="exact"/>
+        <w:spacing w:line="440" w:lineRule="exact"/>
         <w:jc w:val="both"/>
         <w:rPr>
           <w:rFonts w:ascii="Times New Roman" w:eastAsia="標楷體" w:hAnsi="Times New Roman" w:hint="default"/>
@@ -102,7 +102,7 @@
           <w:bottom w:val="thickThinSmallGap" w:sz="24" w:space="0" w:color="auto"/>
         </w:pBdr>
         <w:snapToGrid w:val="0"/>
-        <w:spacing w:line="480" w:lineRule="exact"/>
+        <w:spacing w:line="440" w:lineRule="exact"/>
         <w:jc w:val="both"/>
         <w:rPr>
           <w:rFonts w:ascii="Times New Roman" w:eastAsia="標楷體" w:hAnsi="Times New Roman" w:hint="default"/>
@@ -135,7 +135,7 @@
           <w:bottom w:val="thickThinSmallGap" w:sz="24" w:space="0" w:color="auto"/>
         </w:pBdr>
         <w:snapToGrid w:val="0"/>
-        <w:spacing w:line="480" w:lineRule="exact"/>
+        <w:spacing w:line="440" w:lineRule="exact"/>
         <w:jc w:val="both"/>
         <w:rPr>
           <w:rFonts w:ascii="Times New Roman" w:eastAsia="標楷體" w:hAnsi="Times New Roman" w:hint="default"/>
@@ -168,7 +168,7 @@
           <w:bottom w:val="thickThinSmallGap" w:sz="24" w:space="0" w:color="auto"/>
         </w:pBdr>
         <w:snapToGrid w:val="0"/>
-        <w:spacing w:line="400" w:lineRule="exact"/>
+        <w:spacing w:line="440" w:lineRule="exact"/>
         <w:jc w:val="both"/>
         <w:rPr>
           <w:rFonts w:ascii="Times New Roman" w:eastAsia="標楷體" w:hAnsi="Times New Roman" w:hint="default"/>
@@ -238,59 +238,23 @@
           <w:sz w:val="28"/>
           <w:szCs w:val="28"/>
         </w:rPr>
-        <w:t>童柏</w:t>
-      </w:r>
-      <w:proofErr w:type="gramStart"/>
+        <w:t>童柏祐、</w:t>
+      </w:r>
       <w:r>
         <w:rPr>
           <w:rFonts w:ascii="Times New Roman" w:eastAsia="標楷體" w:hAnsi="Times New Roman"/>
           <w:sz w:val="28"/>
           <w:szCs w:val="28"/>
         </w:rPr>
-        <w:t>祐</w:t>
-      </w:r>
-      <w:proofErr w:type="gramEnd"/>
+        <w:t>11436013</w:t>
+      </w:r>
       <w:r>
         <w:rPr>
           <w:rFonts w:ascii="Times New Roman" w:eastAsia="標楷體" w:hAnsi="Times New Roman"/>
           <w:sz w:val="28"/>
           <w:szCs w:val="28"/>
         </w:rPr>
-        <w:t>、</w:t>
-      </w:r>
-      <w:r>
-        <w:rPr>
-          <w:rFonts w:ascii="Times New Roman" w:eastAsia="標楷體" w:hAnsi="Times New Roman"/>
-          <w:sz w:val="28"/>
-          <w:szCs w:val="28"/>
-        </w:rPr>
-        <w:t>11436013</w:t>
-      </w:r>
-      <w:r>
-        <w:rPr>
-          <w:rFonts w:ascii="Times New Roman" w:eastAsia="標楷體" w:hAnsi="Times New Roman"/>
-          <w:sz w:val="28"/>
-          <w:szCs w:val="28"/>
-        </w:rPr>
-        <w:t>黃</w:t>
-      </w:r>
-      <w:proofErr w:type="gramStart"/>
-      <w:r>
-        <w:rPr>
-          <w:rFonts w:ascii="Times New Roman" w:eastAsia="標楷體" w:hAnsi="Times New Roman"/>
-          <w:sz w:val="28"/>
-          <w:szCs w:val="28"/>
-        </w:rPr>
-        <w:t>于愷</w:t>
-      </w:r>
-      <w:proofErr w:type="gramEnd"/>
-      <w:r>
-        <w:rPr>
-          <w:rFonts w:ascii="Times New Roman" w:eastAsia="標楷體" w:hAnsi="Times New Roman"/>
-          <w:sz w:val="28"/>
-          <w:szCs w:val="28"/>
-        </w:rPr>
-        <w:t>、</w:t>
+        <w:t>黃于愷、</w:t>
       </w:r>
       <w:r>
         <w:rPr>
@@ -407,23 +371,7 @@
           <w:rFonts w:eastAsia="標楷體"/>
           <w:bCs/>
         </w:rPr>
-        <w:t>與語音處理技術，旨在為長者提供無痛操作的數位陪伴空間，同時給予家屬在</w:t>
-      </w:r>
-      <w:proofErr w:type="gramStart"/>
-      <w:r>
-        <w:rPr>
-          <w:rFonts w:eastAsia="標楷體"/>
-          <w:bCs/>
-        </w:rPr>
-        <w:t>遠距照護</w:t>
-      </w:r>
-      <w:proofErr w:type="gramEnd"/>
-      <w:r>
-        <w:rPr>
-          <w:rFonts w:eastAsia="標楷體"/>
-          <w:bCs/>
-        </w:rPr>
-        <w:t>與緊急救援上的實質安全保障。</w:t>
+        <w:t>與語音處理技術，旨在為長者提供無痛操作的數位陪伴空間，同時給予家屬在遠距照護與緊急救援上的實質安全保障。</w:t>
       </w:r>
     </w:p>
     <w:p>
@@ -477,16 +425,23 @@
       <w:r>
         <w:rPr>
           <w:rFonts w:eastAsia="標楷體" w:hint="eastAsia"/>
-          <w:bCs/>
+          <w:b/>
         </w:rPr>
         <w:t>AI</w:t>
       </w:r>
       <w:r>
         <w:rPr>
           <w:rFonts w:eastAsia="標楷體" w:hint="eastAsia"/>
-          <w:bCs/>
-        </w:rPr>
-        <w:t>語音陪伴與極簡介面：長輩端捨棄繁雜的按鈕與鍵盤，提供全圖示與去按鈕化的介面。系統整合大型語言模型（</w:t>
+          <w:b/>
+        </w:rPr>
+        <w:t>語音陪伴與極簡介面：</w:t>
+      </w:r>
+      <w:r>
+        <w:rPr>
+          <w:rFonts w:eastAsia="標楷體" w:hint="eastAsia"/>
+          <w:bCs/>
+        </w:rPr>
+        <w:t>長輩端捨棄繁雜的按鈕與鍵盤，提供全圖示與去按鈕化的介面。系統整合大型語言模型（</w:t>
       </w:r>
       <w:r>
         <w:rPr>
@@ -542,21 +497,19 @@
           <w:bCs/>
         </w:rPr>
       </w:pPr>
-      <w:proofErr w:type="gramStart"/>
-      <w:r>
-        <w:rPr>
-          <w:rFonts w:eastAsia="標楷體" w:hint="eastAsia"/>
-          <w:bCs/>
-        </w:rPr>
-        <w:t>跨平台照</w:t>
-      </w:r>
-      <w:proofErr w:type="gramEnd"/>
-      <w:r>
-        <w:rPr>
-          <w:rFonts w:eastAsia="標楷體" w:hint="eastAsia"/>
-          <w:bCs/>
-        </w:rPr>
-        <w:t>護儀表板：家屬端提供結構清晰的模組化管理儀表板，支援</w:t>
+      <w:r>
+        <w:rPr>
+          <w:rFonts w:eastAsia="標楷體" w:hint="eastAsia"/>
+          <w:b/>
+        </w:rPr>
+        <w:t>跨平台照護儀表板：</w:t>
+      </w:r>
+      <w:r>
+        <w:rPr>
+          <w:rFonts w:eastAsia="標楷體" w:hint="eastAsia"/>
+          <w:bCs/>
+        </w:rPr>
+        <w:t>家屬端提供結構清晰的模組化管理儀表板，支援</w:t>
       </w:r>
       <w:r>
         <w:rPr>
@@ -594,16 +547,23 @@
       <w:r>
         <w:rPr>
           <w:rFonts w:eastAsia="標楷體" w:hint="eastAsia"/>
-          <w:bCs/>
+          <w:b/>
         </w:rPr>
         <w:t>AI</w:t>
       </w:r>
       <w:r>
         <w:rPr>
           <w:rFonts w:eastAsia="標楷體" w:hint="eastAsia"/>
-          <w:bCs/>
-        </w:rPr>
-        <w:t>智慧摘要與情緒分析：系統會統整長輩日常的語音互動紀錄，並透過後端</w:t>
+          <w:b/>
+        </w:rPr>
+        <w:t>智慧摘要與情緒分析：</w:t>
+      </w:r>
+      <w:r>
+        <w:rPr>
+          <w:rFonts w:eastAsia="標楷體" w:hint="eastAsia"/>
+          <w:bCs/>
+        </w:rPr>
+        <w:t>系統會統整長輩日常的語音互動紀錄，並透過後端</w:t>
       </w:r>
       <w:r>
         <w:rPr>
@@ -617,23 +577,21 @@
           <w:rFonts w:eastAsia="標楷體" w:hint="eastAsia"/>
           <w:bCs/>
         </w:rPr>
-        <w:t>轉化為精煉的長輩互動摘要與情緒分析報告，讓家屬精</w:t>
-      </w:r>
-      <w:proofErr w:type="gramStart"/>
-      <w:r>
-        <w:rPr>
-          <w:rFonts w:eastAsia="標楷體" w:hint="eastAsia"/>
-          <w:bCs/>
-        </w:rPr>
-        <w:t>準</w:t>
-      </w:r>
-      <w:proofErr w:type="gramEnd"/>
-      <w:r>
-        <w:rPr>
-          <w:rFonts w:eastAsia="標楷體" w:hint="eastAsia"/>
-          <w:bCs/>
-        </w:rPr>
-        <w:t>掌握潛在的心理需求。</w:t>
+        <w:t>轉化為長輩互動摘要與情緒分析報告，讓家屬掌握</w:t>
+      </w:r>
+      <w:r>
+        <w:rPr>
+          <w:rFonts w:eastAsia="標楷體" w:hint="eastAsia"/>
+          <w:bCs/>
+        </w:rPr>
+        <w:t>長輩</w:t>
+      </w:r>
+      <w:r>
+        <w:rPr>
+          <w:rFonts w:eastAsia="標楷體" w:hint="eastAsia"/>
+          <w:bCs/>
+        </w:rPr>
+        <w:t>潛在的心理需求。</w:t>
       </w:r>
     </w:p>
     <w:p>
@@ -657,9 +615,16 @@
       <w:r>
         <w:rPr>
           <w:rFonts w:eastAsia="標楷體" w:hint="eastAsia"/>
-          <w:bCs/>
-        </w:rPr>
-        <w:t>自動化排程與即時推播：家屬可遠端設定吃藥、回診等日常提醒排程，系統的排程引擎將確保關鍵提醒以極低延遲強制傳遞給長者。</w:t>
+          <w:b/>
+        </w:rPr>
+        <w:t>自動化排程與即時推播：</w:t>
+      </w:r>
+      <w:r>
+        <w:rPr>
+          <w:rFonts w:eastAsia="標楷體" w:hint="eastAsia"/>
+          <w:bCs/>
+        </w:rPr>
+        <w:t>家屬可遠端設定吃藥、回診等日常提醒排程，系統的排程引擎將確保關鍵提醒以極低延遲強制傳遞給長者。</w:t>
       </w:r>
     </w:p>
     <w:p>
@@ -683,9 +648,16 @@
       <w:r>
         <w:rPr>
           <w:rFonts w:eastAsia="標楷體" w:hint="eastAsia"/>
-          <w:bCs/>
-        </w:rPr>
-        <w:t>實時監控與緊急通訊：支援將閒置的舊手機轉化為長輩端的實時監視器，家屬在緊急情況下擁有最高權限，可直接遠端喚醒長輩裝置並強制進行視訊通話。</w:t>
+          <w:b/>
+        </w:rPr>
+        <w:t>實時監控與緊急通訊：</w:t>
+      </w:r>
+      <w:r>
+        <w:rPr>
+          <w:rFonts w:eastAsia="標楷體" w:hint="eastAsia"/>
+          <w:bCs/>
+        </w:rPr>
+        <w:t>支援將閒置的舊手機轉化為長輩端的實時監視器，家屬在緊急情況下擁有權限可直接遠端喚醒長輩裝置並強制進行視訊通話。</w:t>
       </w:r>
     </w:p>
     <w:p>
@@ -711,44 +683,51 @@
       <w:r>
         <w:rPr>
           <w:rFonts w:eastAsia="標楷體" w:hint="eastAsia"/>
-          <w:bCs/>
+          <w:b/>
         </w:rPr>
         <w:t>B</w:t>
       </w:r>
       <w:r>
         <w:rPr>
           <w:rFonts w:eastAsia="標楷體" w:hint="eastAsia"/>
-          <w:bCs/>
+          <w:b/>
         </w:rPr>
         <w:t>端機構批次管理後台</w:t>
       </w:r>
       <w:r>
         <w:rPr>
           <w:rFonts w:eastAsia="標楷體" w:hint="eastAsia"/>
-          <w:bCs/>
+          <w:b/>
         </w:rPr>
         <w:t>(</w:t>
       </w:r>
       <w:r>
         <w:rPr>
           <w:rFonts w:eastAsia="標楷體" w:hint="eastAsia"/>
-          <w:bCs/>
+          <w:b/>
         </w:rPr>
         <w:t>系統發展後期</w:t>
       </w:r>
       <w:r>
         <w:rPr>
           <w:rFonts w:eastAsia="標楷體" w:hint="eastAsia"/>
-          <w:bCs/>
+          <w:b/>
         </w:rPr>
         <w:t>)</w:t>
       </w:r>
       <w:r>
         <w:rPr>
           <w:rFonts w:eastAsia="標楷體" w:hint="eastAsia"/>
-          <w:bCs/>
-        </w:rPr>
-        <w:t>：針對社區日間照顧中心或長照機構，提供能批次管理多位長輩行程與遠端追蹤的數位化管理工具。</w:t>
+          <w:b/>
+        </w:rPr>
+        <w:t>：</w:t>
+      </w:r>
+      <w:r>
+        <w:rPr>
+          <w:rFonts w:eastAsia="標楷體" w:hint="eastAsia"/>
+          <w:bCs/>
+        </w:rPr>
+        <w:t>針對社區日間照顧中心或長照機構，提供能批次管理多位長輩行程與遠端追蹤的數位化管理工具。</w:t>
       </w:r>
     </w:p>
     <w:p>
@@ -824,21 +803,31 @@
         <w:rPr>
           <w:rFonts w:ascii="Times New Roman" w:eastAsia="標楷體" w:hAnsi="Times New Roman" w:cs="Arial"/>
         </w:rPr>
-        <w:t>具備</w:t>
-      </w:r>
-      <w:proofErr w:type="gramStart"/>
-      <w:r>
-        <w:rPr>
-          <w:rFonts w:ascii="Times New Roman" w:eastAsia="標楷體" w:hAnsi="Times New Roman" w:cs="Arial"/>
-        </w:rPr>
-        <w:t>遠距照護</w:t>
-      </w:r>
-      <w:proofErr w:type="gramEnd"/>
-      <w:r>
-        <w:rPr>
-          <w:rFonts w:ascii="Times New Roman" w:eastAsia="標楷體" w:hAnsi="Times New Roman" w:cs="Arial"/>
-        </w:rPr>
-        <w:t>需求、承受無法全天候陪伴壓力的青壯年家屬。</w:t>
+        <w:t>具備遠距照護需求、無法全天候陪伴壓力的青</w:t>
+      </w:r>
+      <w:r>
+        <w:rPr>
+          <w:rFonts w:ascii="Times New Roman" w:eastAsia="標楷體" w:hAnsi="Times New Roman" w:cs="Arial" w:hint="eastAsia"/>
+        </w:rPr>
+        <w:t>、</w:t>
+      </w:r>
+      <w:r>
+        <w:rPr>
+          <w:rFonts w:ascii="Times New Roman" w:eastAsia="標楷體" w:hAnsi="Times New Roman" w:cs="Arial"/>
+        </w:rPr>
+        <w:t>壯</w:t>
+      </w:r>
+      <w:r>
+        <w:rPr>
+          <w:rFonts w:ascii="Times New Roman" w:eastAsia="標楷體" w:hAnsi="Times New Roman" w:cs="Arial" w:hint="eastAsia"/>
+        </w:rPr>
+        <w:t>、中</w:t>
+      </w:r>
+      <w:r>
+        <w:rPr>
+          <w:rFonts w:ascii="Times New Roman" w:eastAsia="標楷體" w:hAnsi="Times New Roman" w:cs="Arial"/>
+        </w:rPr>
+        <w:t>年家屬。</w:t>
       </w:r>
       <w:r>
         <w:rPr>
@@ -951,21 +940,7 @@
         <w:rPr>
           <w:rFonts w:ascii="Times New Roman" w:eastAsia="標楷體" w:hAnsi="Times New Roman" w:cs="Arial"/>
         </w:rPr>
-        <w:t>捨棄多層級選單，採用高對比度與超大圖示的視覺設計，大幅降低長輩的科技學習</w:t>
-      </w:r>
-      <w:proofErr w:type="gramStart"/>
-      <w:r>
-        <w:rPr>
-          <w:rFonts w:ascii="Times New Roman" w:eastAsia="標楷體" w:hAnsi="Times New Roman" w:cs="Arial"/>
-        </w:rPr>
-        <w:t>門檻與誤觸</w:t>
-      </w:r>
-      <w:proofErr w:type="gramEnd"/>
-      <w:r>
-        <w:rPr>
-          <w:rFonts w:ascii="Times New Roman" w:eastAsia="標楷體" w:hAnsi="Times New Roman" w:cs="Arial"/>
-        </w:rPr>
-        <w:t>風險。</w:t>
+        <w:t>捨棄多層級選單，採用高對比度與超大圖示的視覺設計，大幅降低長輩的科技學習門檻與誤觸風險。</w:t>
       </w:r>
       <w:r>
         <w:rPr>
@@ -993,45 +968,13 @@
           <w:b/>
           <w:bCs/>
         </w:rPr>
-        <w:t>全語音互動與在</w:t>
-      </w:r>
-      <w:proofErr w:type="gramStart"/>
-      <w:r>
-        <w:rPr>
-          <w:rFonts w:ascii="Times New Roman" w:eastAsia="標楷體" w:hAnsi="Times New Roman" w:cs="Arial"/>
-          <w:b/>
-          <w:bCs/>
-        </w:rPr>
-        <w:t>地化慢速</w:t>
-      </w:r>
-      <w:proofErr w:type="gramEnd"/>
-      <w:r>
-        <w:rPr>
-          <w:rFonts w:ascii="Times New Roman" w:eastAsia="標楷體" w:hAnsi="Times New Roman" w:cs="Arial"/>
-          <w:b/>
-          <w:bCs/>
-        </w:rPr>
-        <w:t>語音</w:t>
-      </w:r>
-      <w:r>
-        <w:rPr>
-          <w:rFonts w:ascii="Times New Roman" w:eastAsia="標楷體" w:hAnsi="Times New Roman" w:cs="Arial"/>
-        </w:rPr>
-        <w:t>：支援語音喚醒與麥克風</w:t>
-      </w:r>
-      <w:proofErr w:type="gramStart"/>
-      <w:r>
-        <w:rPr>
-          <w:rFonts w:ascii="Times New Roman" w:eastAsia="標楷體" w:hAnsi="Times New Roman" w:cs="Arial"/>
-        </w:rPr>
-        <w:t>一</w:t>
-      </w:r>
-      <w:proofErr w:type="gramEnd"/>
-      <w:r>
-        <w:rPr>
-          <w:rFonts w:ascii="Times New Roman" w:eastAsia="標楷體" w:hAnsi="Times New Roman" w:cs="Arial"/>
-        </w:rPr>
-        <w:t>鍵輸入</w:t>
+        <w:t>全語音互動與在地化慢速語音</w:t>
+      </w:r>
+      <w:r>
+        <w:rPr>
+          <w:rFonts w:ascii="Times New Roman" w:eastAsia="標楷體" w:hAnsi="Times New Roman" w:cs="Arial"/>
+        </w:rPr>
+        <w:t>：支援語音喚醒與麥克風一鍵輸入</w:t>
       </w:r>
       <w:r>
         <w:rPr>
@@ -1055,16 +998,8 @@
         <w:rPr>
           <w:rFonts w:ascii="Times New Roman" w:eastAsia="標楷體" w:hAnsi="Times New Roman" w:cs="Arial"/>
         </w:rPr>
-        <w:t>）技術，優化慢速中文與在地台語等鄉土語言，消除機器人語音的</w:t>
-      </w:r>
-      <w:proofErr w:type="gramStart"/>
-      <w:r>
-        <w:rPr>
-          <w:rFonts w:ascii="Times New Roman" w:eastAsia="標楷體" w:hAnsi="Times New Roman" w:cs="Arial"/>
-        </w:rPr>
-        <w:t>冷硬感</w:t>
-      </w:r>
-      <w:proofErr w:type="gramEnd"/>
+        <w:t>）技術，優化慢速中文與在地台語等鄉土語言，消除機器人語音的冷硬感</w:t>
+      </w:r>
       <w:r>
         <w:rPr>
           <w:rFonts w:ascii="Times New Roman" w:eastAsia="標楷體" w:hAnsi="Times New Roman" w:cs="Arial" w:hint="eastAsia"/>
@@ -1121,21 +1056,7 @@
         <w:rPr>
           <w:rFonts w:ascii="Times New Roman" w:eastAsia="標楷體" w:hAnsi="Times New Roman" w:cs="Arial"/>
         </w:rPr>
-        <w:t>：活用家中</w:t>
-      </w:r>
-      <w:proofErr w:type="gramStart"/>
-      <w:r>
-        <w:rPr>
-          <w:rFonts w:ascii="Times New Roman" w:eastAsia="標楷體" w:hAnsi="Times New Roman" w:cs="Arial"/>
-        </w:rPr>
-        <w:t>汰</w:t>
-      </w:r>
-      <w:proofErr w:type="gramEnd"/>
-      <w:r>
-        <w:rPr>
-          <w:rFonts w:ascii="Times New Roman" w:eastAsia="標楷體" w:hAnsi="Times New Roman" w:cs="Arial"/>
-        </w:rPr>
-        <w:t>換的舊手機作為緊急視訊與實時監控設備，減少家庭</w:t>
+        <w:t>：活用家中汰換的舊手機作為緊急視訊與實時監控設備，減少家庭</w:t>
       </w:r>
       <w:r>
         <w:rPr>
@@ -1327,21 +1248,7 @@
         <w:rPr>
           <w:rFonts w:ascii="Times New Roman" w:eastAsia="標楷體" w:hAnsi="Times New Roman" w:cs="Arial"/>
         </w:rPr>
-        <w:t>Python (</w:t>
-      </w:r>
-      <w:proofErr w:type="spellStart"/>
-      <w:r>
-        <w:rPr>
-          <w:rFonts w:ascii="Times New Roman" w:eastAsia="標楷體" w:hAnsi="Times New Roman" w:cs="Arial"/>
-        </w:rPr>
-        <w:t>FastAPI</w:t>
-      </w:r>
-      <w:proofErr w:type="spellEnd"/>
-      <w:r>
-        <w:rPr>
-          <w:rFonts w:ascii="Times New Roman" w:eastAsia="標楷體" w:hAnsi="Times New Roman" w:cs="Arial"/>
-        </w:rPr>
-        <w:t>)</w:t>
+        <w:t>Python (FastAPI)</w:t>
       </w:r>
       <w:r>
         <w:rPr>
@@ -1545,14 +1452,12 @@
         </w:rPr>
         <w:t>（</w:t>
       </w:r>
-      <w:proofErr w:type="spellStart"/>
       <w:r>
         <w:rPr>
           <w:rFonts w:ascii="Times New Roman" w:eastAsia="標楷體" w:hAnsi="Times New Roman" w:cs="Arial" w:hint="eastAsia"/>
         </w:rPr>
         <w:t>CozyVoice</w:t>
       </w:r>
-      <w:proofErr w:type="spellEnd"/>
       <w:r>
         <w:rPr>
           <w:rFonts w:ascii="Times New Roman" w:eastAsia="標楷體" w:hAnsi="Times New Roman" w:cs="Arial"/>
@@ -1563,16 +1468,8 @@
         <w:rPr>
           <w:rFonts w:ascii="Times New Roman" w:eastAsia="標楷體" w:hAnsi="Times New Roman" w:cs="Arial"/>
         </w:rPr>
-        <w:t>edge-</w:t>
-      </w:r>
-      <w:proofErr w:type="spellStart"/>
-      <w:r>
-        <w:rPr>
-          <w:rFonts w:ascii="Times New Roman" w:eastAsia="標楷體" w:hAnsi="Times New Roman" w:cs="Arial"/>
-        </w:rPr>
-        <w:t>tts</w:t>
-      </w:r>
-      <w:proofErr w:type="spellEnd"/>
+        <w:t>edge-tts</w:t>
+      </w:r>
       <w:r>
         <w:rPr>
           <w:rFonts w:ascii="Times New Roman" w:eastAsia="標楷體" w:hAnsi="Times New Roman" w:cs="Arial"/>
@@ -1692,18 +1589,8 @@
           <w:b/>
           <w:bCs/>
         </w:rPr>
-        <w:t>伺服器</w:t>
-      </w:r>
-      <w:proofErr w:type="gramStart"/>
-      <w:r>
-        <w:rPr>
-          <w:rFonts w:ascii="Times New Roman" w:eastAsia="標楷體" w:hAnsi="Times New Roman" w:cs="Arial"/>
-          <w:b/>
-          <w:bCs/>
-        </w:rPr>
-        <w:t>與資安機制</w:t>
-      </w:r>
-      <w:proofErr w:type="gramEnd"/>
+        <w:t>伺服器與資安機制</w:t>
+      </w:r>
       <w:r>
         <w:rPr>
           <w:rFonts w:ascii="Times New Roman" w:eastAsia="標楷體" w:hAnsi="Times New Roman" w:cs="Arial"/>
@@ -1714,125 +1601,97 @@
         <w:rPr>
           <w:rFonts w:ascii="Times New Roman" w:eastAsia="標楷體" w:hAnsi="Times New Roman" w:cs="Arial" w:hint="eastAsia"/>
         </w:rPr>
-        <w:t>私密資料如密碼透過加密形式儲存，</w:t>
-      </w:r>
-      <w:proofErr w:type="gramStart"/>
+        <w:t>私密資料如密碼透過加密形式儲存，並架於不公開網域與本地自架伺服器，</w:t>
+      </w:r>
+      <w:r>
+        <w:rPr>
+          <w:rFonts w:ascii="Times New Roman" w:eastAsia="標楷體" w:hAnsi="Times New Roman" w:cs="Arial"/>
+        </w:rPr>
+        <w:t>並透過</w:t>
+      </w:r>
       <w:r>
         <w:rPr>
           <w:rFonts w:ascii="Times New Roman" w:eastAsia="標楷體" w:hAnsi="Times New Roman" w:cs="Arial" w:hint="eastAsia"/>
         </w:rPr>
-        <w:t>並架於不</w:t>
-      </w:r>
-      <w:proofErr w:type="gramEnd"/>
+        <w:t>伺服器之</w:t>
+      </w:r>
+      <w:r>
+        <w:rPr>
+          <w:rFonts w:ascii="Times New Roman" w:eastAsia="標楷體" w:hAnsi="Times New Roman" w:cs="Arial"/>
+        </w:rPr>
+        <w:t>防火牆與端點</w:t>
+      </w:r>
       <w:r>
         <w:rPr>
           <w:rFonts w:ascii="Times New Roman" w:eastAsia="標楷體" w:hAnsi="Times New Roman" w:cs="Arial" w:hint="eastAsia"/>
         </w:rPr>
-        <w:t>公開網域與本地自架伺服器，</w:t>
-      </w:r>
-      <w:r>
-        <w:rPr>
-          <w:rFonts w:ascii="Times New Roman" w:eastAsia="標楷體" w:hAnsi="Times New Roman" w:cs="Arial"/>
-        </w:rPr>
-        <w:t>並透過</w:t>
+        <w:t>進行</w:t>
+      </w:r>
+      <w:r>
+        <w:rPr>
+          <w:rFonts w:ascii="Times New Roman" w:eastAsia="標楷體" w:hAnsi="Times New Roman" w:cs="Arial"/>
+        </w:rPr>
+        <w:t>安全</w:t>
       </w:r>
       <w:r>
         <w:rPr>
           <w:rFonts w:ascii="Times New Roman" w:eastAsia="標楷體" w:hAnsi="Times New Roman" w:cs="Arial" w:hint="eastAsia"/>
         </w:rPr>
-        <w:t>伺服器之</w:t>
-      </w:r>
-      <w:r>
-        <w:rPr>
-          <w:rFonts w:ascii="Times New Roman" w:eastAsia="標楷體" w:hAnsi="Times New Roman" w:cs="Arial"/>
-        </w:rPr>
-        <w:t>防火牆與端點</w:t>
+        <w:t>且嚴密的</w:t>
+      </w:r>
+      <w:r>
+        <w:rPr>
+          <w:rFonts w:ascii="Times New Roman" w:eastAsia="標楷體" w:hAnsi="Times New Roman" w:cs="Arial"/>
+        </w:rPr>
+        <w:t>控管</w:t>
       </w:r>
       <w:r>
         <w:rPr>
           <w:rFonts w:ascii="Times New Roman" w:eastAsia="標楷體" w:hAnsi="Times New Roman" w:cs="Arial" w:hint="eastAsia"/>
         </w:rPr>
-        <w:t>進行</w:t>
-      </w:r>
-      <w:r>
-        <w:rPr>
-          <w:rFonts w:ascii="Times New Roman" w:eastAsia="標楷體" w:hAnsi="Times New Roman" w:cs="Arial"/>
-        </w:rPr>
-        <w:t>安全</w:t>
+        <w:t>；而公開資料如語音數據</w:t>
       </w:r>
       <w:r>
         <w:rPr>
           <w:rFonts w:ascii="Times New Roman" w:eastAsia="標楷體" w:hAnsi="Times New Roman" w:cs="Arial" w:hint="eastAsia"/>
         </w:rPr>
-        <w:t>且嚴密的</w:t>
-      </w:r>
-      <w:r>
-        <w:rPr>
-          <w:rFonts w:ascii="Times New Roman" w:eastAsia="標楷體" w:hAnsi="Times New Roman" w:cs="Arial"/>
-        </w:rPr>
-        <w:t>控管</w:t>
+        <w:t>先以本地自架伺服器建立</w:t>
       </w:r>
       <w:r>
         <w:rPr>
           <w:rFonts w:ascii="Times New Roman" w:eastAsia="標楷體" w:hAnsi="Times New Roman" w:cs="Arial" w:hint="eastAsia"/>
         </w:rPr>
-        <w:t>；而公開資料如語音數據</w:t>
+        <w:t>P2P</w:t>
       </w:r>
       <w:r>
         <w:rPr>
           <w:rFonts w:ascii="Times New Roman" w:eastAsia="標楷體" w:hAnsi="Times New Roman" w:cs="Arial" w:hint="eastAsia"/>
         </w:rPr>
-        <w:t>先以本地自架伺服器建立</w:t>
+        <w:t>連線，再用</w:t>
       </w:r>
       <w:r>
         <w:rPr>
           <w:rFonts w:ascii="Times New Roman" w:eastAsia="標楷體" w:hAnsi="Times New Roman" w:cs="Arial" w:hint="eastAsia"/>
         </w:rPr>
-        <w:t>P2P</w:t>
+        <w:t>O</w:t>
+      </w:r>
+      <w:r>
+        <w:rPr>
+          <w:rFonts w:ascii="Times New Roman" w:eastAsia="標楷體" w:hAnsi="Times New Roman" w:cs="Arial"/>
+        </w:rPr>
+        <w:t>r</w:t>
       </w:r>
       <w:r>
         <w:rPr>
           <w:rFonts w:ascii="Times New Roman" w:eastAsia="標楷體" w:hAnsi="Times New Roman" w:cs="Arial" w:hint="eastAsia"/>
         </w:rPr>
-        <w:t>連線，再用</w:t>
+        <w:t>acle</w:t>
       </w:r>
       <w:r>
         <w:rPr>
           <w:rFonts w:ascii="Times New Roman" w:eastAsia="標楷體" w:hAnsi="Times New Roman" w:cs="Arial" w:hint="eastAsia"/>
         </w:rPr>
-        <w:t>O</w:t>
-      </w:r>
-      <w:r>
-        <w:rPr>
-          <w:rFonts w:ascii="Times New Roman" w:eastAsia="標楷體" w:hAnsi="Times New Roman" w:cs="Arial"/>
-        </w:rPr>
-        <w:t>r</w:t>
-      </w:r>
-      <w:r>
-        <w:rPr>
-          <w:rFonts w:ascii="Times New Roman" w:eastAsia="標楷體" w:hAnsi="Times New Roman" w:cs="Arial" w:hint="eastAsia"/>
-        </w:rPr>
-        <w:t>acle</w:t>
-      </w:r>
-      <w:r>
-        <w:rPr>
-          <w:rFonts w:ascii="Times New Roman" w:eastAsia="標楷體" w:hAnsi="Times New Roman" w:cs="Arial" w:hint="eastAsia"/>
-        </w:rPr>
-        <w:t>的高安全性雲端伺服器傳輸</w:t>
-      </w:r>
-      <w:proofErr w:type="gramStart"/>
-      <w:r>
-        <w:rPr>
-          <w:rFonts w:ascii="Times New Roman" w:eastAsia="標楷體" w:hAnsi="Times New Roman" w:cs="Arial" w:hint="eastAsia"/>
-        </w:rPr>
-        <w:t>影音封包</w:t>
-      </w:r>
-      <w:proofErr w:type="gramEnd"/>
-      <w:r>
-        <w:rPr>
-          <w:rFonts w:ascii="Times New Roman" w:eastAsia="標楷體" w:hAnsi="Times New Roman" w:cs="Arial" w:hint="eastAsia"/>
-        </w:rPr>
-        <w:t>資料，</w:t>
+        <w:t>的高安全性雲端伺服器傳輸影音封包資料，</w:t>
       </w:r>
       <w:r>
         <w:rPr>
